--- a/docs/Pytania do Onwelo.docx
+++ b/docs/Pytania do Onwelo.docx
@@ -4,6 +4,189 @@
   <w:body>
     <w:p>
       <w:pPr>
+        <w:pStyle w:val="Nagwek1"/>
+      </w:pPr>
+      <w:r>
+        <w:t xml:space="preserve">Moduły: </w:t>
+      </w:r>
+      <w:r>
+        <w:t>Spring Core + Beans + Context + Web + Security + Data JPA</w:t>
+      </w:r>
+      <w:r>
+        <w:t xml:space="preserve"> (do wystawiania REST-a)</w:t>
+      </w:r>
+    </w:p>
+    <w:p>
+      <w:pPr>
+        <w:rPr>
+          <w:rFonts w:asciiTheme="majorHAnsi" w:hAnsiTheme="majorHAnsi"/>
+        </w:rPr>
+      </w:pPr>
+      <w:r>
+        <w:rPr>
+          <w:rFonts w:asciiTheme="majorHAnsi" w:hAnsiTheme="majorHAnsi"/>
+        </w:rPr>
+        <w:t>spring-boot-starter-web → REST API (Spring MVC, Tomcat)</w:t>
+      </w:r>
+    </w:p>
+    <w:p>
+      <w:pPr>
+        <w:rPr>
+          <w:rFonts w:asciiTheme="majorHAnsi" w:hAnsiTheme="majorHAnsi"/>
+        </w:rPr>
+      </w:pPr>
+      <w:r>
+        <w:rPr>
+          <w:rFonts w:asciiTheme="majorHAnsi" w:hAnsiTheme="majorHAnsi"/>
+        </w:rPr>
+        <w:t>spring-boot-starter-data-jpa → dostęp do bazy danych przez JPA + Hibernate</w:t>
+      </w:r>
+    </w:p>
+    <w:p>
+      <w:pPr>
+        <w:rPr>
+          <w:rFonts w:asciiTheme="majorHAnsi" w:hAnsiTheme="majorHAnsi"/>
+        </w:rPr>
+      </w:pPr>
+      <w:r>
+        <w:rPr>
+          <w:rFonts w:asciiTheme="majorHAnsi" w:hAnsiTheme="majorHAnsi"/>
+        </w:rPr>
+        <w:t>spring-boot-starter-security → podstawowa konfiguracja Spring Security</w:t>
+      </w:r>
+    </w:p>
+    <w:p>
+      <w:pPr>
+        <w:rPr>
+          <w:rFonts w:asciiTheme="majorHAnsi" w:hAnsiTheme="majorHAnsi"/>
+        </w:rPr>
+      </w:pPr>
+      <w:r>
+        <w:rPr>
+          <w:rFonts w:asciiTheme="majorHAnsi" w:hAnsiTheme="majorHAnsi"/>
+        </w:rPr>
+        <w:t>spring-boot-starter-validation → walidacja danych (np. @Valid, @NotNull)</w:t>
+      </w:r>
+    </w:p>
+    <w:p>
+      <w:pPr>
+        <w:pStyle w:val="Nagwek1"/>
+      </w:pPr>
+      <w:r>
+        <w:t>Liquibase</w:t>
+      </w:r>
+    </w:p>
+    <w:p>
+      <w:pPr>
+        <w:rPr>
+          <w:rFonts w:asciiTheme="majorHAnsi" w:hAnsiTheme="majorHAnsi"/>
+        </w:rPr>
+      </w:pPr>
+      <w:r>
+        <w:rPr>
+          <w:rFonts w:asciiTheme="majorHAnsi" w:hAnsiTheme="majorHAnsi"/>
+        </w:rPr>
+        <w:t>liquibase-core → wersjonowanie schematu bazy danych</w:t>
+      </w:r>
+    </w:p>
+    <w:p>
+      <w:pPr>
+        <w:rPr>
+          <w:rFonts w:asciiTheme="majorHAnsi" w:hAnsiTheme="majorHAnsi"/>
+        </w:rPr>
+      </w:pPr>
+      <w:r>
+        <w:rPr>
+          <w:rFonts w:asciiTheme="majorHAnsi" w:hAnsiTheme="majorHAnsi"/>
+        </w:rPr>
+        <w:t>liquibase-spatial + hibernate-spatial → obsługa danych przestrzennych (np. GIS)</w:t>
+      </w:r>
+    </w:p>
+    <w:p>
+      <w:pPr>
+        <w:pStyle w:val="Nagwek1"/>
+      </w:pPr>
+      <w:r>
+        <w:t>OAuth2</w:t>
+      </w:r>
+    </w:p>
+    <w:p>
+      <w:pPr>
+        <w:rPr>
+          <w:rFonts w:asciiTheme="majorHAnsi" w:hAnsiTheme="majorHAnsi"/>
+        </w:rPr>
+      </w:pPr>
+      <w:r>
+        <w:rPr>
+          <w:rFonts w:asciiTheme="majorHAnsi" w:hAnsiTheme="majorHAnsi"/>
+        </w:rPr>
+        <w:t>spring-boot-starter-oauth2-resource-server → obsługa tokenów JWT, autoryzacja</w:t>
+      </w:r>
+    </w:p>
+    <w:p>
+      <w:pPr>
+        <w:rPr>
+          <w:rFonts w:asciiTheme="majorHAnsi" w:hAnsiTheme="majorHAnsi"/>
+        </w:rPr>
+      </w:pPr>
+      <w:r>
+        <w:rPr>
+          <w:rFonts w:asciiTheme="majorHAnsi" w:hAnsiTheme="majorHAnsi"/>
+        </w:rPr>
+        <w:t>auth0-spring-security-api → integracja z Auth0 jako dostawcą tożsamości</w:t>
+      </w:r>
+    </w:p>
+    <w:p>
+      <w:pPr>
+        <w:pStyle w:val="Nagwek1"/>
+      </w:pPr>
+      <w:r>
+        <w:t>PostgreSQL</w:t>
+      </w:r>
+    </w:p>
+    <w:p>
+      <w:pPr>
+        <w:rPr>
+          <w:rFonts w:asciiTheme="majorHAnsi" w:hAnsiTheme="majorHAnsi"/>
+        </w:rPr>
+      </w:pPr>
+      <w:r>
+        <w:rPr>
+          <w:rFonts w:asciiTheme="majorHAnsi" w:hAnsiTheme="majorHAnsi"/>
+        </w:rPr>
+        <w:t>postgresql → sterownik JDBC do bazy danych PostgreSQL</w:t>
+      </w:r>
+    </w:p>
+    <w:p>
+      <w:pPr>
+        <w:pStyle w:val="Nagwek1"/>
+      </w:pPr>
+      <w:r>
+        <w:t>Testy</w:t>
+      </w:r>
+    </w:p>
+    <w:p>
+      <w:pPr>
+        <w:rPr>
+          <w:rFonts w:asciiTheme="majorHAnsi" w:hAnsiTheme="majorHAnsi"/>
+        </w:rPr>
+      </w:pPr>
+      <w:r>
+        <w:rPr>
+          <w:rFonts w:asciiTheme="majorHAnsi" w:hAnsiTheme="majorHAnsi"/>
+        </w:rPr>
+        <w:t>spring-boot-starter-test → zawiera JUnit 5, Mockito, Hamcrest itd.</w:t>
+      </w:r>
+    </w:p>
+    <w:p>
+      <w:pPr>
+        <w:rPr>
+          <w:rFonts w:asciiTheme="majorHAnsi" w:hAnsiTheme="majorHAnsi"/>
+        </w:rPr>
+      </w:pPr>
+    </w:p>
+    <w:p>
+      <w:pPr>
         <w:rPr>
           <w:b/>
           <w:bCs/>
@@ -15,14 +198,14 @@
           <w:b/>
           <w:bCs/>
         </w:rPr>
-        <w:t>🔍</w:t>
+        <w:t>❌</w:t>
       </w:r>
       <w:r>
         <w:rPr>
           <w:b/>
           <w:bCs/>
         </w:rPr>
-        <w:t xml:space="preserve"> Pytania techniczne do firmy (pod kątem kursu):</w:t>
+        <w:t xml:space="preserve"> Czego jeszcze brakuje</w:t>
       </w:r>
     </w:p>
     <w:p>
@@ -38,120 +221,52 @@
           <w:b/>
           <w:bCs/>
         </w:rPr>
-        <w:t>🧱</w:t>
+        <w:t>🔹</w:t>
       </w:r>
       <w:r>
         <w:rPr>
           <w:b/>
           <w:bCs/>
         </w:rPr>
-        <w:t xml:space="preserve"> Spring Framework</w:t>
+        <w:t xml:space="preserve"> 4. HQL + native query; parametryzowane zapytania + repozytoria</w:t>
+      </w:r>
+    </w:p>
+    <w:p>
+      <w:r>
+        <w:t>Masz JPA, ale warto:</w:t>
       </w:r>
     </w:p>
     <w:p>
       <w:pPr>
         <w:numPr>
           <w:ilvl w:val="0"/>
-          <w:numId w:val="1"/>
+          <w:numId w:val="6"/>
         </w:numPr>
       </w:pPr>
       <w:r>
-        <w:rPr>
-          <w:b/>
-          <w:bCs/>
-        </w:rPr>
-        <w:t>Jakie moduły Springa są używane w projekcie?</w:t>
-      </w:r>
-    </w:p>
-    <w:p>
-      <w:pPr>
-        <w:numPr>
-          <w:ilvl w:val="1"/>
-          <w:numId w:val="1"/>
-        </w:numPr>
-      </w:pPr>
-      <w:r>
-        <w:rPr>
-          <w:b/>
-          <w:bCs/>
-          <w:color w:val="EE0000"/>
-        </w:rPr>
-        <w:t>Spring Core+beans+context+security</w:t>
-      </w:r>
-      <w:r>
-        <w:rPr>
-          <w:b/>
-          <w:bCs/>
-          <w:color w:val="EE0000"/>
-        </w:rPr>
-        <w:t>+jdbc data</w:t>
-      </w:r>
-      <w:r>
-        <w:rPr>
-          <w:b/>
-          <w:bCs/>
-          <w:color w:val="EE0000"/>
-        </w:rPr>
-        <w:t>+web(wystawienie RESTA…)</w:t>
+        <w:t>Ćwiczyć @Query z HQL i native SQL</w:t>
       </w:r>
     </w:p>
     <w:p>
       <w:pPr>
         <w:numPr>
           <w:ilvl w:val="0"/>
-          <w:numId w:val="1"/>
+          <w:numId w:val="6"/>
         </w:numPr>
       </w:pPr>
       <w:r>
-        <w:rPr>
-          <w:b/>
-          <w:bCs/>
-        </w:rPr>
-        <w:t>Jak wygląda konfiguracja — adnotacje czy pliki XML?</w:t>
-      </w:r>
-    </w:p>
-    <w:p>
-      <w:pPr>
-        <w:numPr>
-          <w:ilvl w:val="1"/>
-          <w:numId w:val="1"/>
-        </w:numPr>
-      </w:pPr>
-      <w:r>
-        <w:t>Warto wiedzieć, czy firma preferuje nowoczesne podejście z @Configuration.</w:t>
+        <w:t>Używać @Param w repozytoriach</w:t>
       </w:r>
     </w:p>
     <w:p>
       <w:pPr>
         <w:numPr>
           <w:ilvl w:val="0"/>
-          <w:numId w:val="1"/>
+          <w:numId w:val="6"/>
         </w:numPr>
       </w:pPr>
       <w:r>
-        <w:rPr>
-          <w:b/>
-          <w:bCs/>
-        </w:rPr>
-        <w:t>Czy używacie Spring Security? Jeśli tak, to w jakim zakresie?</w:t>
-      </w:r>
-    </w:p>
-    <w:p>
-      <w:pPr>
-        <w:numPr>
-          <w:ilvl w:val="1"/>
-          <w:numId w:val="1"/>
-        </w:numPr>
-      </w:pPr>
-      <w:r>
-        <w:t>Autoryzacja, uwierzytelnianie, OAuth2, JWT?</w:t>
-      </w:r>
-    </w:p>
-    <w:p>
-      <w:r>
-        <w:pict w14:anchorId="2036D0E8">
-          <v:rect id="_x0000_i1025" style="width:0;height:1.5pt" o:hralign="center" o:hrstd="t" o:hr="t" fillcolor="#a0a0a0" stroked="f"/>
-        </w:pict>
+        <w:t>Tworzyć interfejsy JpaRepository, CrudRepository</w:t>
       </w:r>
     </w:p>
     <w:p>
@@ -167,217 +282,107 @@
           <w:b/>
           <w:bCs/>
         </w:rPr>
-        <w:t>🗃️</w:t>
+        <w:t>🔹</w:t>
       </w:r>
       <w:r>
         <w:rPr>
           <w:b/>
           <w:bCs/>
         </w:rPr>
-        <w:t xml:space="preserve"> Hibernate / JPA</w:t>
+        <w:t xml:space="preserve"> 11. Spock (najlepiej w Groovy) + Cucumber</w:t>
       </w:r>
     </w:p>
     <w:p>
       <w:pPr>
         <w:numPr>
           <w:ilvl w:val="0"/>
-          <w:numId w:val="2"/>
+          <w:numId w:val="7"/>
         </w:numPr>
       </w:pPr>
       <w:r>
-        <w:rPr>
-          <w:b/>
-          <w:bCs/>
-        </w:rPr>
-        <w:t>Czy używacie czystego Hibernate, czy przez Spring Data JPA?</w:t>
-      </w:r>
-    </w:p>
-    <w:p>
-      <w:pPr>
-        <w:numPr>
-          <w:ilvl w:val="1"/>
-          <w:numId w:val="2"/>
-        </w:numPr>
-      </w:pPr>
-      <w:r>
-        <w:t>To kluczowe dla Twojego kursu — różnice w podejściu do repozytoriów i konfiguracji.</w:t>
+        <w:lastRenderedPageBreak/>
+        <w:t>Dodaj Spock:</w:t>
+      </w:r>
+    </w:p>
+    <w:p>
+      <w:r>
+        <w:t>xml</w:t>
+      </w:r>
+    </w:p>
+    <w:p>
+      <w:r>
+        <w:t>&lt;dependency&gt;</w:t>
+      </w:r>
+    </w:p>
+    <w:p>
+      <w:r>
+        <w:t xml:space="preserve">    &lt;groupId&gt;org.spockframework&lt;/groupId&gt;</w:t>
+      </w:r>
+    </w:p>
+    <w:p>
+      <w:r>
+        <w:t xml:space="preserve">    &lt;artifactId&gt;spock-core&lt;/artifactId&gt;</w:t>
+      </w:r>
+    </w:p>
+    <w:p>
+      <w:r>
+        <w:t xml:space="preserve">    &lt;version&gt;2.3-groovy-4.0&lt;/version&gt;</w:t>
+      </w:r>
+    </w:p>
+    <w:p>
+      <w:r>
+        <w:t xml:space="preserve">    &lt;scope&gt;test&lt;/scope&gt;</w:t>
+      </w:r>
+    </w:p>
+    <w:p>
+      <w:r>
+        <w:t>&lt;/dependency&gt;</w:t>
       </w:r>
     </w:p>
     <w:p>
       <w:pPr>
         <w:numPr>
           <w:ilvl w:val="0"/>
-          <w:numId w:val="2"/>
+          <w:numId w:val="7"/>
         </w:numPr>
       </w:pPr>
       <w:r>
-        <w:rPr>
-          <w:b/>
-          <w:bCs/>
-        </w:rPr>
-        <w:t>Jakie strategie mapowania encji są stosowane?</w:t>
-      </w:r>
-    </w:p>
-    <w:p>
-      <w:pPr>
-        <w:numPr>
-          <w:ilvl w:val="1"/>
-          <w:numId w:val="2"/>
-        </w:numPr>
-      </w:pPr>
-      <w:r>
-        <w:t>Dziedziczenie, relacje @OneToMany, @ManyToMany, @Embedded?</w:t>
-      </w:r>
-    </w:p>
-    <w:p>
-      <w:pPr>
-        <w:numPr>
-          <w:ilvl w:val="0"/>
-          <w:numId w:val="2"/>
-        </w:numPr>
-      </w:pPr>
-      <w:r>
-        <w:rPr>
-          <w:b/>
-          <w:bCs/>
-        </w:rPr>
-        <w:t xml:space="preserve">Czy używacie migracji bazy danych (np. Flyway, </w:t>
-      </w:r>
-      <w:r>
-        <w:rPr>
-          <w:b/>
-          <w:bCs/>
-          <w:color w:val="EE0000"/>
-        </w:rPr>
-        <w:t>Liquibase</w:t>
-      </w:r>
-      <w:r>
-        <w:rPr>
-          <w:b/>
-          <w:bCs/>
-        </w:rPr>
-        <w:t>)?</w:t>
-      </w:r>
-    </w:p>
-    <w:p>
-      <w:pPr>
-        <w:numPr>
-          <w:ilvl w:val="1"/>
-          <w:numId w:val="2"/>
-        </w:numPr>
-      </w:pPr>
-      <w:r>
-        <w:t>Warto się przygotować do zarządzania schematem.</w:t>
-      </w:r>
-    </w:p>
-    <w:p>
-      <w:pPr>
-        <w:numPr>
-          <w:ilvl w:val="0"/>
-          <w:numId w:val="2"/>
-        </w:numPr>
-      </w:pPr>
-      <w:r>
-        <w:rPr>
-          <w:b/>
-          <w:bCs/>
-        </w:rPr>
-        <w:t xml:space="preserve">Czy aplikacja korzysta z własnych zapytań </w:t>
-      </w:r>
-      <w:r>
-        <w:rPr>
-          <w:b/>
-          <w:bCs/>
-          <w:color w:val="EE0000"/>
-        </w:rPr>
-        <w:t>HQL</w:t>
-      </w:r>
-      <w:r>
-        <w:rPr>
-          <w:b/>
-          <w:bCs/>
-        </w:rPr>
-        <w:t>/JPQL czy Criteria API</w:t>
-      </w:r>
-      <w:r>
-        <w:rPr>
-          <w:b/>
-          <w:bCs/>
-        </w:rPr>
-        <w:t xml:space="preserve">; </w:t>
-      </w:r>
-      <w:r>
-        <w:rPr>
-          <w:b/>
-          <w:bCs/>
-          <w:color w:val="EE0000"/>
-        </w:rPr>
-        <w:t>native query</w:t>
-      </w:r>
-      <w:r>
-        <w:rPr>
-          <w:b/>
-          <w:bCs/>
-          <w:color w:val="EE0000"/>
-        </w:rPr>
-        <w:t>; param. Query; repozytoria</w:t>
-      </w:r>
-      <w:r>
-        <w:rPr>
-          <w:b/>
-          <w:bCs/>
-        </w:rPr>
-        <w:t>?</w:t>
-      </w:r>
-    </w:p>
-    <w:p>
-      <w:pPr>
-        <w:numPr>
-          <w:ilvl w:val="1"/>
-          <w:numId w:val="2"/>
-        </w:numPr>
-      </w:pPr>
-      <w:r>
-        <w:t>To pomoże Ci zdecydować, które podejście ćwiczyć.</w:t>
-      </w:r>
-    </w:p>
-    <w:p>
-      <w:pPr>
-        <w:numPr>
-          <w:ilvl w:val="0"/>
-          <w:numId w:val="2"/>
-        </w:numPr>
-      </w:pPr>
-      <w:r>
-        <w:rPr>
-          <w:b/>
-          <w:bCs/>
-        </w:rPr>
-        <w:t>Jakie bazy danych są używane w środowisku produkcyjnym i testowym?</w:t>
-      </w:r>
-    </w:p>
-    <w:p>
-      <w:pPr>
-        <w:numPr>
-          <w:ilvl w:val="1"/>
-          <w:numId w:val="2"/>
-        </w:numPr>
-      </w:pPr>
-      <w:r>
-        <w:rPr>
-          <w:color w:val="EE0000"/>
-        </w:rPr>
-        <w:t>PostgreSQL</w:t>
-      </w:r>
-      <w:r>
-        <w:t>, MySQL, Oracle, H2?</w:t>
-      </w:r>
-    </w:p>
-    <w:p>
-      <w:r>
-        <w:pict w14:anchorId="71F9104C">
-          <v:rect id="_x0000_i1026" style="width:0;height:1.5pt" o:hralign="center" o:hrstd="t" o:hr="t" fillcolor="#a0a0a0" stroked="f"/>
-        </w:pict>
+        <w:t>Dodaj Cucumber:</w:t>
+      </w:r>
+    </w:p>
+    <w:p>
+      <w:r>
+        <w:t>xml</w:t>
+      </w:r>
+    </w:p>
+    <w:p>
+      <w:r>
+        <w:t>&lt;dependency&gt;</w:t>
+      </w:r>
+    </w:p>
+    <w:p>
+      <w:r>
+        <w:t xml:space="preserve">    &lt;groupId&gt;io.cucumber&lt;/groupId&gt;</w:t>
+      </w:r>
+    </w:p>
+    <w:p>
+      <w:r>
+        <w:t xml:space="preserve">    &lt;artifactId&gt;cucumber-java&lt;/artifactId&gt;</w:t>
+      </w:r>
+    </w:p>
+    <w:p>
+      <w:r>
+        <w:t xml:space="preserve">    &lt;version&gt;7.14.0&lt;/version&gt;</w:t>
+      </w:r>
+    </w:p>
+    <w:p>
+      <w:r>
+        <w:t xml:space="preserve">    &lt;scope&gt;test&lt;/scope&gt;</w:t>
+      </w:r>
+    </w:p>
+    <w:p>
+      <w:r>
+        <w:t>&lt;/dependency&gt;</w:t>
       </w:r>
     </w:p>
     <w:p>
@@ -393,120 +398,69 @@
           <w:b/>
           <w:bCs/>
         </w:rPr>
-        <w:t>🧪</w:t>
+        <w:t>🔹</w:t>
       </w:r>
       <w:r>
         <w:rPr>
           <w:b/>
           <w:bCs/>
         </w:rPr>
-        <w:t xml:space="preserve"> Testowanie</w:t>
+        <w:t xml:space="preserve"> 12–13. Docker + uruchamianie Springa w kontenerze</w:t>
       </w:r>
     </w:p>
     <w:p>
       <w:pPr>
         <w:numPr>
           <w:ilvl w:val="0"/>
-          <w:numId w:val="3"/>
+          <w:numId w:val="8"/>
         </w:numPr>
       </w:pPr>
       <w:r>
-        <w:rPr>
-          <w:b/>
-          <w:bCs/>
-        </w:rPr>
-        <w:t>Jakie narzędzia do testowania są używane?</w:t>
+        <w:t>Brakuje pliku Dockerfile i ewentualnie docker-compose.yml</w:t>
+      </w:r>
+    </w:p>
+    <w:p>
+      <w:pPr>
+        <w:numPr>
+          <w:ilvl w:val="0"/>
+          <w:numId w:val="8"/>
+        </w:numPr>
+      </w:pPr>
+      <w:r>
+        <w:t>Warto ćwiczyć:</w:t>
       </w:r>
     </w:p>
     <w:p>
       <w:pPr>
         <w:numPr>
           <w:ilvl w:val="1"/>
-          <w:numId w:val="3"/>
+          <w:numId w:val="8"/>
         </w:numPr>
       </w:pPr>
       <w:r>
-        <w:rPr>
-          <w:b/>
-          <w:bCs/>
-          <w:color w:val="EE0000"/>
-        </w:rPr>
-        <w:t>JUnit 5</w:t>
-      </w:r>
-      <w:r>
-        <w:t>, Mockito,</w:t>
-      </w:r>
-      <w:r>
-        <w:rPr>
-          <w:b/>
-          <w:bCs/>
-          <w:color w:val="EE0000"/>
-        </w:rPr>
-        <w:t>spoc</w:t>
-      </w:r>
-      <w:r>
-        <w:rPr>
-          <w:b/>
-          <w:bCs/>
-          <w:color w:val="EE0000"/>
-        </w:rPr>
-        <w:t>k</w:t>
-      </w:r>
-      <w:r>
-        <w:rPr>
-          <w:b/>
-          <w:bCs/>
-          <w:color w:val="EE0000"/>
-        </w:rPr>
-        <w:t xml:space="preserve"> (najlepiej w groove)</w:t>
-      </w:r>
-      <w:r>
-        <w:rPr>
-          <w:b/>
-          <w:bCs/>
-          <w:color w:val="EE0000"/>
-        </w:rPr>
-        <w:t>; cucamber</w:t>
-      </w:r>
-      <w:r>
-        <w:t>,</w:t>
-      </w:r>
-      <w:r>
-        <w:t xml:space="preserve"> Testcontainers, Spring Test?</w:t>
-      </w:r>
-    </w:p>
-    <w:p>
-      <w:pPr>
-        <w:numPr>
-          <w:ilvl w:val="0"/>
-          <w:numId w:val="3"/>
-        </w:numPr>
-      </w:pPr>
-      <w:r>
-        <w:rPr>
-          <w:b/>
-          <w:bCs/>
-        </w:rPr>
-        <w:lastRenderedPageBreak/>
-        <w:t>Czy testujecie integrację z bazą danych?</w:t>
+        <w:t>Budowanie obrazu: docker build -t warfare-api .</w:t>
       </w:r>
     </w:p>
     <w:p>
       <w:pPr>
         <w:numPr>
           <w:ilvl w:val="1"/>
-          <w:numId w:val="3"/>
+          <w:numId w:val="8"/>
         </w:numPr>
       </w:pPr>
       <w:r>
-        <w:t>Warto wiedzieć, czy ćwiczyć testy z H2 lub Testcontainers.</w:t>
-      </w:r>
-    </w:p>
-    <w:p>
-      <w:r>
-        <w:pict w14:anchorId="7AF32067">
-          <v:rect id="_x0000_i1027" style="width:0;height:1.5pt" o:hralign="center" o:hrstd="t" o:hr="t" fillcolor="#a0a0a0" stroked="f"/>
-        </w:pict>
+        <w:t>Uruchamianie z PostgreSQL: docker-compose up</w:t>
+      </w:r>
+    </w:p>
+    <w:p>
+      <w:pPr>
+        <w:numPr>
+          <w:ilvl w:val="1"/>
+          <w:numId w:val="8"/>
+        </w:numPr>
+      </w:pPr>
+      <w:r>
+        <w:t>Mapowanie portów, zmienne środowiskowe (SPRING_DATASOURCE_URL itd.)</w:t>
       </w:r>
     </w:p>
     <w:p>
@@ -522,88 +476,81 @@
           <w:b/>
           <w:bCs/>
         </w:rPr>
-        <w:t>🧰</w:t>
+        <w:t>🔹</w:t>
       </w:r>
       <w:r>
         <w:rPr>
           <w:b/>
           <w:bCs/>
         </w:rPr>
-        <w:t xml:space="preserve"> DevOps / środowisko</w:t>
+        <w:t xml:space="preserve"> 14. GitLab CI</w:t>
       </w:r>
     </w:p>
     <w:p>
       <w:pPr>
         <w:numPr>
           <w:ilvl w:val="0"/>
-          <w:numId w:val="4"/>
+          <w:numId w:val="9"/>
         </w:numPr>
       </w:pPr>
       <w:r>
-        <w:rPr>
-          <w:b/>
-          <w:bCs/>
-        </w:rPr>
-        <w:t>Czy aplikacja jest konteneryzowana (</w:t>
-      </w:r>
-      <w:r>
-        <w:rPr>
-          <w:b/>
-          <w:bCs/>
-          <w:color w:val="EE0000"/>
-        </w:rPr>
-        <w:t>Docker</w:t>
-      </w:r>
-      <w:r>
-        <w:rPr>
-          <w:b/>
-          <w:bCs/>
-        </w:rPr>
-        <w:t>)?</w:t>
+        <w:t>Brakuje .gitlab-ci.yml</w:t>
+      </w:r>
+    </w:p>
+    <w:p>
+      <w:pPr>
+        <w:numPr>
+          <w:ilvl w:val="0"/>
+          <w:numId w:val="9"/>
+        </w:numPr>
+      </w:pPr>
+      <w:r>
+        <w:t>Warto ćwiczyć:</w:t>
       </w:r>
     </w:p>
     <w:p>
       <w:pPr>
         <w:numPr>
           <w:ilvl w:val="1"/>
-          <w:numId w:val="4"/>
+          <w:numId w:val="9"/>
         </w:numPr>
       </w:pPr>
       <w:r>
-        <w:t>Jeśli tak, warto ćwiczyć uruchamianie Springa w kontenerze.</w:t>
-      </w:r>
-    </w:p>
-    <w:p>
-      <w:pPr>
-        <w:numPr>
-          <w:ilvl w:val="0"/>
-          <w:numId w:val="4"/>
-        </w:numPr>
-      </w:pPr>
-      <w:r>
-        <w:rPr>
-          <w:b/>
-          <w:bCs/>
-        </w:rPr>
-        <w:t>Czy używacie CI/CD? Jak wygląda pipeline?</w:t>
+        <w:t>Budowanie aplikacji</w:t>
       </w:r>
     </w:p>
     <w:p>
       <w:pPr>
         <w:numPr>
           <w:ilvl w:val="1"/>
-          <w:numId w:val="4"/>
+          <w:numId w:val="9"/>
         </w:numPr>
       </w:pPr>
       <w:r>
-        <w:t>Może warto poznać podstawy GitHub Actions, Jenkins, GitLab CI.</w:t>
-      </w:r>
-    </w:p>
-    <w:p>
-      <w:r>
-        <w:pict w14:anchorId="5C2F05BA">
-          <v:rect id="_x0000_i1028" style="width:0;height:1.5pt" o:hralign="center" o:hrstd="t" o:hr="t" fillcolor="#a0a0a0" stroked="f"/>
-        </w:pict>
+        <w:t>Testowanie (JUnit, Spock)</w:t>
+      </w:r>
+    </w:p>
+    <w:p>
+      <w:pPr>
+        <w:numPr>
+          <w:ilvl w:val="1"/>
+          <w:numId w:val="9"/>
+        </w:numPr>
+      </w:pPr>
+      <w:r>
+        <w:lastRenderedPageBreak/>
+        <w:t>Publikacja obrazu do GitLab Container Registry</w:t>
+      </w:r>
+    </w:p>
+    <w:p>
+      <w:pPr>
+        <w:numPr>
+          <w:ilvl w:val="1"/>
+          <w:numId w:val="9"/>
+        </w:numPr>
+      </w:pPr>
+      <w:r>
+        <w:t>Deployment (np. do testowego środowiska)</w:t>
       </w:r>
     </w:p>
     <w:p>
@@ -619,43 +566,179 @@
           <w:b/>
           <w:bCs/>
         </w:rPr>
-        <w:t>📚</w:t>
+        <w:t>🔧</w:t>
       </w:r>
       <w:r>
         <w:rPr>
           <w:b/>
           <w:bCs/>
         </w:rPr>
-        <w:t xml:space="preserve"> Na koniec:</w:t>
+        <w:t xml:space="preserve"> Co możesz jeszcze dodać do pom.xml</w:t>
+      </w:r>
+    </w:p>
+    <w:p>
+      <w:r>
+        <w:t>xml</w:t>
+      </w:r>
+    </w:p>
+    <w:p>
+      <w:r>
+        <w:t>&lt;!-- Spock --&gt;</w:t>
+      </w:r>
+    </w:p>
+    <w:p>
+      <w:r>
+        <w:t>&lt;dependency&gt;</w:t>
+      </w:r>
+    </w:p>
+    <w:p>
+      <w:r>
+        <w:t xml:space="preserve">    &lt;groupId&gt;org.spockframework&lt;/groupId&gt;</w:t>
+      </w:r>
+    </w:p>
+    <w:p>
+      <w:r>
+        <w:t xml:space="preserve">    &lt;artifactId&gt;spock-core&lt;/artifactId&gt;</w:t>
+      </w:r>
+    </w:p>
+    <w:p>
+      <w:r>
+        <w:t xml:space="preserve">    &lt;version&gt;2.3-groovy-4.0&lt;/version&gt;</w:t>
+      </w:r>
+    </w:p>
+    <w:p>
+      <w:r>
+        <w:t xml:space="preserve">    &lt;scope&gt;test&lt;/scope&gt;</w:t>
+      </w:r>
+    </w:p>
+    <w:p>
+      <w:r>
+        <w:t>&lt;/dependency&gt;</w:t>
+      </w:r>
+    </w:p>
+    <w:p/>
+    <w:p>
+      <w:r>
+        <w:t>&lt;!-- Cucumber --&gt;</w:t>
+      </w:r>
+    </w:p>
+    <w:p>
+      <w:r>
+        <w:t>&lt;dependency&gt;</w:t>
+      </w:r>
+    </w:p>
+    <w:p>
+      <w:r>
+        <w:t xml:space="preserve">    &lt;groupId&gt;io.cucumber&lt;/groupId&gt;</w:t>
+      </w:r>
+    </w:p>
+    <w:p>
+      <w:r>
+        <w:t xml:space="preserve">    &lt;artifactId&gt;cucumber-java&lt;/artifactId&gt;</w:t>
+      </w:r>
+    </w:p>
+    <w:p>
+      <w:r>
+        <w:t xml:space="preserve">    &lt;version&gt;7.14.0&lt;/version&gt;</w:t>
+      </w:r>
+    </w:p>
+    <w:p>
+      <w:r>
+        <w:t xml:space="preserve">    &lt;scope&gt;test&lt;/scope&gt;</w:t>
+      </w:r>
+    </w:p>
+    <w:p>
+      <w:r>
+        <w:t>&lt;/dependency&gt;</w:t>
+      </w:r>
+    </w:p>
+    <w:p>
+      <w:pPr>
+        <w:rPr>
+          <w:b/>
+          <w:bCs/>
+        </w:rPr>
+      </w:pPr>
+      <w:r>
+        <w:rPr>
+          <w:rFonts w:ascii="Segoe UI Emoji" w:hAnsi="Segoe UI Emoji" w:cs="Segoe UI Emoji"/>
+          <w:b/>
+          <w:bCs/>
+        </w:rPr>
+        <w:t>🧠</w:t>
+      </w:r>
+      <w:r>
+        <w:rPr>
+          <w:b/>
+          <w:bCs/>
+        </w:rPr>
+        <w:t xml:space="preserve"> Co warto przećwiczyć</w:t>
       </w:r>
     </w:p>
     <w:p>
       <w:pPr>
         <w:numPr>
           <w:ilvl w:val="0"/>
-          <w:numId w:val="5"/>
+          <w:numId w:val="10"/>
         </w:numPr>
       </w:pPr>
       <w:r>
-        <w:rPr>
-          <w:b/>
-          <w:bCs/>
-        </w:rPr>
-        <w:t>Czy firma ma wewnętrzne materiały lub stack technologiczny, który warto poznać przed kursem?</w:t>
-      </w:r>
-      <w:r>
-        <w:t xml:space="preserve"> </w:t>
+        <w:t>Tworzenie REST API z walidacją i autoryzacją</w:t>
       </w:r>
     </w:p>
     <w:p>
       <w:pPr>
         <w:numPr>
-          <w:ilvl w:val="1"/>
-          <w:numId w:val="5"/>
+          <w:ilvl w:val="0"/>
+          <w:numId w:val="10"/>
         </w:numPr>
       </w:pPr>
       <w:r>
-        <w:t>Może mają dokumentację, repozytorium demo, lub listę technologii.</w:t>
+        <w:t>Repozytoria z HQL i native query</w:t>
+      </w:r>
+    </w:p>
+    <w:p>
+      <w:pPr>
+        <w:numPr>
+          <w:ilvl w:val="0"/>
+          <w:numId w:val="10"/>
+        </w:numPr>
+      </w:pPr>
+      <w:r>
+        <w:t>Testy jednostkowe (JUnit 5, Spock) i integracyjne (MockMvc, Testcontainers)</w:t>
+      </w:r>
+    </w:p>
+    <w:p>
+      <w:pPr>
+        <w:numPr>
+          <w:ilvl w:val="0"/>
+          <w:numId w:val="10"/>
+        </w:numPr>
+      </w:pPr>
+      <w:r>
+        <w:t>Liquibase changelogi (db/changelog/*.xml)</w:t>
+      </w:r>
+    </w:p>
+    <w:p>
+      <w:pPr>
+        <w:numPr>
+          <w:ilvl w:val="0"/>
+          <w:numId w:val="10"/>
+        </w:numPr>
+      </w:pPr>
+      <w:r>
+        <w:t>Docker + docker-compose</w:t>
+      </w:r>
+    </w:p>
+    <w:p>
+      <w:pPr>
+        <w:numPr>
+          <w:ilvl w:val="0"/>
+          <w:numId w:val="10"/>
+        </w:numPr>
+      </w:pPr>
+      <w:r>
+        <w:t>CI/CD w GitLab (.gitlab-ci.yml z etapami: build, test, deploy)</w:t>
       </w:r>
     </w:p>
     <w:p/>
@@ -789,6 +872,155 @@
     </w:lvl>
   </w:abstractNum>
   <w:abstractNum w:abstractNumId="1" w15:restartNumberingAfterBreak="0">
+    <w:nsid w:val="12E74DF2"/>
+    <w:multiLevelType w:val="multilevel"/>
+    <w:tmpl w:val="F0629B44"/>
+    <w:lvl w:ilvl="0">
+      <w:start w:val="1"/>
+      <w:numFmt w:val="bullet"/>
+      <w:lvlText w:val=""/>
+      <w:lvlJc w:val="left"/>
+      <w:pPr>
+        <w:tabs>
+          <w:tab w:val="num" w:pos="720"/>
+        </w:tabs>
+        <w:ind w:left="720" w:hanging="360"/>
+      </w:pPr>
+      <w:rPr>
+        <w:rFonts w:ascii="Symbol" w:hAnsi="Symbol" w:hint="default"/>
+        <w:sz w:val="20"/>
+      </w:rPr>
+    </w:lvl>
+    <w:lvl w:ilvl="1">
+      <w:start w:val="1"/>
+      <w:numFmt w:val="bullet"/>
+      <w:lvlText w:val="o"/>
+      <w:lvlJc w:val="left"/>
+      <w:pPr>
+        <w:tabs>
+          <w:tab w:val="num" w:pos="1440"/>
+        </w:tabs>
+        <w:ind w:left="1440" w:hanging="360"/>
+      </w:pPr>
+      <w:rPr>
+        <w:rFonts w:ascii="Courier New" w:hAnsi="Courier New" w:hint="default"/>
+        <w:sz w:val="20"/>
+      </w:rPr>
+    </w:lvl>
+    <w:lvl w:ilvl="2" w:tentative="1">
+      <w:start w:val="1"/>
+      <w:numFmt w:val="bullet"/>
+      <w:lvlText w:val=""/>
+      <w:lvlJc w:val="left"/>
+      <w:pPr>
+        <w:tabs>
+          <w:tab w:val="num" w:pos="2160"/>
+        </w:tabs>
+        <w:ind w:left="2160" w:hanging="360"/>
+      </w:pPr>
+      <w:rPr>
+        <w:rFonts w:ascii="Wingdings" w:hAnsi="Wingdings" w:hint="default"/>
+        <w:sz w:val="20"/>
+      </w:rPr>
+    </w:lvl>
+    <w:lvl w:ilvl="3" w:tentative="1">
+      <w:start w:val="1"/>
+      <w:numFmt w:val="bullet"/>
+      <w:lvlText w:val=""/>
+      <w:lvlJc w:val="left"/>
+      <w:pPr>
+        <w:tabs>
+          <w:tab w:val="num" w:pos="2880"/>
+        </w:tabs>
+        <w:ind w:left="2880" w:hanging="360"/>
+      </w:pPr>
+      <w:rPr>
+        <w:rFonts w:ascii="Wingdings" w:hAnsi="Wingdings" w:hint="default"/>
+        <w:sz w:val="20"/>
+      </w:rPr>
+    </w:lvl>
+    <w:lvl w:ilvl="4" w:tentative="1">
+      <w:start w:val="1"/>
+      <w:numFmt w:val="bullet"/>
+      <w:lvlText w:val=""/>
+      <w:lvlJc w:val="left"/>
+      <w:pPr>
+        <w:tabs>
+          <w:tab w:val="num" w:pos="3600"/>
+        </w:tabs>
+        <w:ind w:left="3600" w:hanging="360"/>
+      </w:pPr>
+      <w:rPr>
+        <w:rFonts w:ascii="Wingdings" w:hAnsi="Wingdings" w:hint="default"/>
+        <w:sz w:val="20"/>
+      </w:rPr>
+    </w:lvl>
+    <w:lvl w:ilvl="5" w:tentative="1">
+      <w:start w:val="1"/>
+      <w:numFmt w:val="bullet"/>
+      <w:lvlText w:val=""/>
+      <w:lvlJc w:val="left"/>
+      <w:pPr>
+        <w:tabs>
+          <w:tab w:val="num" w:pos="4320"/>
+        </w:tabs>
+        <w:ind w:left="4320" w:hanging="360"/>
+      </w:pPr>
+      <w:rPr>
+        <w:rFonts w:ascii="Wingdings" w:hAnsi="Wingdings" w:hint="default"/>
+        <w:sz w:val="20"/>
+      </w:rPr>
+    </w:lvl>
+    <w:lvl w:ilvl="6" w:tentative="1">
+      <w:start w:val="1"/>
+      <w:numFmt w:val="bullet"/>
+      <w:lvlText w:val=""/>
+      <w:lvlJc w:val="left"/>
+      <w:pPr>
+        <w:tabs>
+          <w:tab w:val="num" w:pos="5040"/>
+        </w:tabs>
+        <w:ind w:left="5040" w:hanging="360"/>
+      </w:pPr>
+      <w:rPr>
+        <w:rFonts w:ascii="Wingdings" w:hAnsi="Wingdings" w:hint="default"/>
+        <w:sz w:val="20"/>
+      </w:rPr>
+    </w:lvl>
+    <w:lvl w:ilvl="7" w:tentative="1">
+      <w:start w:val="1"/>
+      <w:numFmt w:val="bullet"/>
+      <w:lvlText w:val=""/>
+      <w:lvlJc w:val="left"/>
+      <w:pPr>
+        <w:tabs>
+          <w:tab w:val="num" w:pos="5760"/>
+        </w:tabs>
+        <w:ind w:left="5760" w:hanging="360"/>
+      </w:pPr>
+      <w:rPr>
+        <w:rFonts w:ascii="Wingdings" w:hAnsi="Wingdings" w:hint="default"/>
+        <w:sz w:val="20"/>
+      </w:rPr>
+    </w:lvl>
+    <w:lvl w:ilvl="8" w:tentative="1">
+      <w:start w:val="1"/>
+      <w:numFmt w:val="bullet"/>
+      <w:lvlText w:val=""/>
+      <w:lvlJc w:val="left"/>
+      <w:pPr>
+        <w:tabs>
+          <w:tab w:val="num" w:pos="6480"/>
+        </w:tabs>
+        <w:ind w:left="6480" w:hanging="360"/>
+      </w:pPr>
+      <w:rPr>
+        <w:rFonts w:ascii="Wingdings" w:hAnsi="Wingdings" w:hint="default"/>
+        <w:sz w:val="20"/>
+      </w:rPr>
+    </w:lvl>
+  </w:abstractNum>
+  <w:abstractNum w:abstractNumId="2" w15:restartNumberingAfterBreak="0">
     <w:nsid w:val="18ED62FF"/>
     <w:multiLevelType w:val="multilevel"/>
     <w:tmpl w:val="2BB6699C"/>
@@ -905,7 +1137,156 @@
       </w:pPr>
     </w:lvl>
   </w:abstractNum>
-  <w:abstractNum w:abstractNumId="2" w15:restartNumberingAfterBreak="0">
+  <w:abstractNum w:abstractNumId="3" w15:restartNumberingAfterBreak="0">
+    <w:nsid w:val="194A5AC8"/>
+    <w:multiLevelType w:val="multilevel"/>
+    <w:tmpl w:val="03508458"/>
+    <w:lvl w:ilvl="0">
+      <w:start w:val="1"/>
+      <w:numFmt w:val="bullet"/>
+      <w:lvlText w:val=""/>
+      <w:lvlJc w:val="left"/>
+      <w:pPr>
+        <w:tabs>
+          <w:tab w:val="num" w:pos="720"/>
+        </w:tabs>
+        <w:ind w:left="720" w:hanging="360"/>
+      </w:pPr>
+      <w:rPr>
+        <w:rFonts w:ascii="Symbol" w:hAnsi="Symbol" w:hint="default"/>
+        <w:sz w:val="20"/>
+      </w:rPr>
+    </w:lvl>
+    <w:lvl w:ilvl="1" w:tentative="1">
+      <w:start w:val="1"/>
+      <w:numFmt w:val="bullet"/>
+      <w:lvlText w:val="o"/>
+      <w:lvlJc w:val="left"/>
+      <w:pPr>
+        <w:tabs>
+          <w:tab w:val="num" w:pos="1440"/>
+        </w:tabs>
+        <w:ind w:left="1440" w:hanging="360"/>
+      </w:pPr>
+      <w:rPr>
+        <w:rFonts w:ascii="Courier New" w:hAnsi="Courier New" w:hint="default"/>
+        <w:sz w:val="20"/>
+      </w:rPr>
+    </w:lvl>
+    <w:lvl w:ilvl="2" w:tentative="1">
+      <w:start w:val="1"/>
+      <w:numFmt w:val="bullet"/>
+      <w:lvlText w:val=""/>
+      <w:lvlJc w:val="left"/>
+      <w:pPr>
+        <w:tabs>
+          <w:tab w:val="num" w:pos="2160"/>
+        </w:tabs>
+        <w:ind w:left="2160" w:hanging="360"/>
+      </w:pPr>
+      <w:rPr>
+        <w:rFonts w:ascii="Wingdings" w:hAnsi="Wingdings" w:hint="default"/>
+        <w:sz w:val="20"/>
+      </w:rPr>
+    </w:lvl>
+    <w:lvl w:ilvl="3" w:tentative="1">
+      <w:start w:val="1"/>
+      <w:numFmt w:val="bullet"/>
+      <w:lvlText w:val=""/>
+      <w:lvlJc w:val="left"/>
+      <w:pPr>
+        <w:tabs>
+          <w:tab w:val="num" w:pos="2880"/>
+        </w:tabs>
+        <w:ind w:left="2880" w:hanging="360"/>
+      </w:pPr>
+      <w:rPr>
+        <w:rFonts w:ascii="Wingdings" w:hAnsi="Wingdings" w:hint="default"/>
+        <w:sz w:val="20"/>
+      </w:rPr>
+    </w:lvl>
+    <w:lvl w:ilvl="4" w:tentative="1">
+      <w:start w:val="1"/>
+      <w:numFmt w:val="bullet"/>
+      <w:lvlText w:val=""/>
+      <w:lvlJc w:val="left"/>
+      <w:pPr>
+        <w:tabs>
+          <w:tab w:val="num" w:pos="3600"/>
+        </w:tabs>
+        <w:ind w:left="3600" w:hanging="360"/>
+      </w:pPr>
+      <w:rPr>
+        <w:rFonts w:ascii="Wingdings" w:hAnsi="Wingdings" w:hint="default"/>
+        <w:sz w:val="20"/>
+      </w:rPr>
+    </w:lvl>
+    <w:lvl w:ilvl="5" w:tentative="1">
+      <w:start w:val="1"/>
+      <w:numFmt w:val="bullet"/>
+      <w:lvlText w:val=""/>
+      <w:lvlJc w:val="left"/>
+      <w:pPr>
+        <w:tabs>
+          <w:tab w:val="num" w:pos="4320"/>
+        </w:tabs>
+        <w:ind w:left="4320" w:hanging="360"/>
+      </w:pPr>
+      <w:rPr>
+        <w:rFonts w:ascii="Wingdings" w:hAnsi="Wingdings" w:hint="default"/>
+        <w:sz w:val="20"/>
+      </w:rPr>
+    </w:lvl>
+    <w:lvl w:ilvl="6" w:tentative="1">
+      <w:start w:val="1"/>
+      <w:numFmt w:val="bullet"/>
+      <w:lvlText w:val=""/>
+      <w:lvlJc w:val="left"/>
+      <w:pPr>
+        <w:tabs>
+          <w:tab w:val="num" w:pos="5040"/>
+        </w:tabs>
+        <w:ind w:left="5040" w:hanging="360"/>
+      </w:pPr>
+      <w:rPr>
+        <w:rFonts w:ascii="Wingdings" w:hAnsi="Wingdings" w:hint="default"/>
+        <w:sz w:val="20"/>
+      </w:rPr>
+    </w:lvl>
+    <w:lvl w:ilvl="7" w:tentative="1">
+      <w:start w:val="1"/>
+      <w:numFmt w:val="bullet"/>
+      <w:lvlText w:val=""/>
+      <w:lvlJc w:val="left"/>
+      <w:pPr>
+        <w:tabs>
+          <w:tab w:val="num" w:pos="5760"/>
+        </w:tabs>
+        <w:ind w:left="5760" w:hanging="360"/>
+      </w:pPr>
+      <w:rPr>
+        <w:rFonts w:ascii="Wingdings" w:hAnsi="Wingdings" w:hint="default"/>
+        <w:sz w:val="20"/>
+      </w:rPr>
+    </w:lvl>
+    <w:lvl w:ilvl="8" w:tentative="1">
+      <w:start w:val="1"/>
+      <w:numFmt w:val="bullet"/>
+      <w:lvlText w:val=""/>
+      <w:lvlJc w:val="left"/>
+      <w:pPr>
+        <w:tabs>
+          <w:tab w:val="num" w:pos="6480"/>
+        </w:tabs>
+        <w:ind w:left="6480" w:hanging="360"/>
+      </w:pPr>
+      <w:rPr>
+        <w:rFonts w:ascii="Wingdings" w:hAnsi="Wingdings" w:hint="default"/>
+        <w:sz w:val="20"/>
+      </w:rPr>
+    </w:lvl>
+  </w:abstractNum>
+  <w:abstractNum w:abstractNumId="4" w15:restartNumberingAfterBreak="0">
     <w:nsid w:val="1D3D63E5"/>
     <w:multiLevelType w:val="multilevel"/>
     <w:tmpl w:val="35C091B2"/>
@@ -1022,7 +1403,305 @@
       </w:pPr>
     </w:lvl>
   </w:abstractNum>
-  <w:abstractNum w:abstractNumId="3" w15:restartNumberingAfterBreak="0">
+  <w:abstractNum w:abstractNumId="5" w15:restartNumberingAfterBreak="0">
+    <w:nsid w:val="201B52C0"/>
+    <w:multiLevelType w:val="multilevel"/>
+    <w:tmpl w:val="89E0F680"/>
+    <w:lvl w:ilvl="0">
+      <w:start w:val="1"/>
+      <w:numFmt w:val="bullet"/>
+      <w:lvlText w:val=""/>
+      <w:lvlJc w:val="left"/>
+      <w:pPr>
+        <w:tabs>
+          <w:tab w:val="num" w:pos="720"/>
+        </w:tabs>
+        <w:ind w:left="720" w:hanging="360"/>
+      </w:pPr>
+      <w:rPr>
+        <w:rFonts w:ascii="Symbol" w:hAnsi="Symbol" w:hint="default"/>
+        <w:sz w:val="20"/>
+      </w:rPr>
+    </w:lvl>
+    <w:lvl w:ilvl="1" w:tentative="1">
+      <w:start w:val="1"/>
+      <w:numFmt w:val="bullet"/>
+      <w:lvlText w:val="o"/>
+      <w:lvlJc w:val="left"/>
+      <w:pPr>
+        <w:tabs>
+          <w:tab w:val="num" w:pos="1440"/>
+        </w:tabs>
+        <w:ind w:left="1440" w:hanging="360"/>
+      </w:pPr>
+      <w:rPr>
+        <w:rFonts w:ascii="Courier New" w:hAnsi="Courier New" w:hint="default"/>
+        <w:sz w:val="20"/>
+      </w:rPr>
+    </w:lvl>
+    <w:lvl w:ilvl="2" w:tentative="1">
+      <w:start w:val="1"/>
+      <w:numFmt w:val="bullet"/>
+      <w:lvlText w:val=""/>
+      <w:lvlJc w:val="left"/>
+      <w:pPr>
+        <w:tabs>
+          <w:tab w:val="num" w:pos="2160"/>
+        </w:tabs>
+        <w:ind w:left="2160" w:hanging="360"/>
+      </w:pPr>
+      <w:rPr>
+        <w:rFonts w:ascii="Wingdings" w:hAnsi="Wingdings" w:hint="default"/>
+        <w:sz w:val="20"/>
+      </w:rPr>
+    </w:lvl>
+    <w:lvl w:ilvl="3" w:tentative="1">
+      <w:start w:val="1"/>
+      <w:numFmt w:val="bullet"/>
+      <w:lvlText w:val=""/>
+      <w:lvlJc w:val="left"/>
+      <w:pPr>
+        <w:tabs>
+          <w:tab w:val="num" w:pos="2880"/>
+        </w:tabs>
+        <w:ind w:left="2880" w:hanging="360"/>
+      </w:pPr>
+      <w:rPr>
+        <w:rFonts w:ascii="Wingdings" w:hAnsi="Wingdings" w:hint="default"/>
+        <w:sz w:val="20"/>
+      </w:rPr>
+    </w:lvl>
+    <w:lvl w:ilvl="4" w:tentative="1">
+      <w:start w:val="1"/>
+      <w:numFmt w:val="bullet"/>
+      <w:lvlText w:val=""/>
+      <w:lvlJc w:val="left"/>
+      <w:pPr>
+        <w:tabs>
+          <w:tab w:val="num" w:pos="3600"/>
+        </w:tabs>
+        <w:ind w:left="3600" w:hanging="360"/>
+      </w:pPr>
+      <w:rPr>
+        <w:rFonts w:ascii="Wingdings" w:hAnsi="Wingdings" w:hint="default"/>
+        <w:sz w:val="20"/>
+      </w:rPr>
+    </w:lvl>
+    <w:lvl w:ilvl="5" w:tentative="1">
+      <w:start w:val="1"/>
+      <w:numFmt w:val="bullet"/>
+      <w:lvlText w:val=""/>
+      <w:lvlJc w:val="left"/>
+      <w:pPr>
+        <w:tabs>
+          <w:tab w:val="num" w:pos="4320"/>
+        </w:tabs>
+        <w:ind w:left="4320" w:hanging="360"/>
+      </w:pPr>
+      <w:rPr>
+        <w:rFonts w:ascii="Wingdings" w:hAnsi="Wingdings" w:hint="default"/>
+        <w:sz w:val="20"/>
+      </w:rPr>
+    </w:lvl>
+    <w:lvl w:ilvl="6" w:tentative="1">
+      <w:start w:val="1"/>
+      <w:numFmt w:val="bullet"/>
+      <w:lvlText w:val=""/>
+      <w:lvlJc w:val="left"/>
+      <w:pPr>
+        <w:tabs>
+          <w:tab w:val="num" w:pos="5040"/>
+        </w:tabs>
+        <w:ind w:left="5040" w:hanging="360"/>
+      </w:pPr>
+      <w:rPr>
+        <w:rFonts w:ascii="Wingdings" w:hAnsi="Wingdings" w:hint="default"/>
+        <w:sz w:val="20"/>
+      </w:rPr>
+    </w:lvl>
+    <w:lvl w:ilvl="7" w:tentative="1">
+      <w:start w:val="1"/>
+      <w:numFmt w:val="bullet"/>
+      <w:lvlText w:val=""/>
+      <w:lvlJc w:val="left"/>
+      <w:pPr>
+        <w:tabs>
+          <w:tab w:val="num" w:pos="5760"/>
+        </w:tabs>
+        <w:ind w:left="5760" w:hanging="360"/>
+      </w:pPr>
+      <w:rPr>
+        <w:rFonts w:ascii="Wingdings" w:hAnsi="Wingdings" w:hint="default"/>
+        <w:sz w:val="20"/>
+      </w:rPr>
+    </w:lvl>
+    <w:lvl w:ilvl="8" w:tentative="1">
+      <w:start w:val="1"/>
+      <w:numFmt w:val="bullet"/>
+      <w:lvlText w:val=""/>
+      <w:lvlJc w:val="left"/>
+      <w:pPr>
+        <w:tabs>
+          <w:tab w:val="num" w:pos="6480"/>
+        </w:tabs>
+        <w:ind w:left="6480" w:hanging="360"/>
+      </w:pPr>
+      <w:rPr>
+        <w:rFonts w:ascii="Wingdings" w:hAnsi="Wingdings" w:hint="default"/>
+        <w:sz w:val="20"/>
+      </w:rPr>
+    </w:lvl>
+  </w:abstractNum>
+  <w:abstractNum w:abstractNumId="6" w15:restartNumberingAfterBreak="0">
+    <w:nsid w:val="215021E4"/>
+    <w:multiLevelType w:val="multilevel"/>
+    <w:tmpl w:val="B5F05B7A"/>
+    <w:lvl w:ilvl="0">
+      <w:start w:val="1"/>
+      <w:numFmt w:val="bullet"/>
+      <w:lvlText w:val=""/>
+      <w:lvlJc w:val="left"/>
+      <w:pPr>
+        <w:tabs>
+          <w:tab w:val="num" w:pos="720"/>
+        </w:tabs>
+        <w:ind w:left="720" w:hanging="360"/>
+      </w:pPr>
+      <w:rPr>
+        <w:rFonts w:ascii="Symbol" w:hAnsi="Symbol" w:hint="default"/>
+        <w:sz w:val="20"/>
+      </w:rPr>
+    </w:lvl>
+    <w:lvl w:ilvl="1" w:tentative="1">
+      <w:start w:val="1"/>
+      <w:numFmt w:val="bullet"/>
+      <w:lvlText w:val="o"/>
+      <w:lvlJc w:val="left"/>
+      <w:pPr>
+        <w:tabs>
+          <w:tab w:val="num" w:pos="1440"/>
+        </w:tabs>
+        <w:ind w:left="1440" w:hanging="360"/>
+      </w:pPr>
+      <w:rPr>
+        <w:rFonts w:ascii="Courier New" w:hAnsi="Courier New" w:hint="default"/>
+        <w:sz w:val="20"/>
+      </w:rPr>
+    </w:lvl>
+    <w:lvl w:ilvl="2" w:tentative="1">
+      <w:start w:val="1"/>
+      <w:numFmt w:val="bullet"/>
+      <w:lvlText w:val=""/>
+      <w:lvlJc w:val="left"/>
+      <w:pPr>
+        <w:tabs>
+          <w:tab w:val="num" w:pos="2160"/>
+        </w:tabs>
+        <w:ind w:left="2160" w:hanging="360"/>
+      </w:pPr>
+      <w:rPr>
+        <w:rFonts w:ascii="Wingdings" w:hAnsi="Wingdings" w:hint="default"/>
+        <w:sz w:val="20"/>
+      </w:rPr>
+    </w:lvl>
+    <w:lvl w:ilvl="3" w:tentative="1">
+      <w:start w:val="1"/>
+      <w:numFmt w:val="bullet"/>
+      <w:lvlText w:val=""/>
+      <w:lvlJc w:val="left"/>
+      <w:pPr>
+        <w:tabs>
+          <w:tab w:val="num" w:pos="2880"/>
+        </w:tabs>
+        <w:ind w:left="2880" w:hanging="360"/>
+      </w:pPr>
+      <w:rPr>
+        <w:rFonts w:ascii="Wingdings" w:hAnsi="Wingdings" w:hint="default"/>
+        <w:sz w:val="20"/>
+      </w:rPr>
+    </w:lvl>
+    <w:lvl w:ilvl="4" w:tentative="1">
+      <w:start w:val="1"/>
+      <w:numFmt w:val="bullet"/>
+      <w:lvlText w:val=""/>
+      <w:lvlJc w:val="left"/>
+      <w:pPr>
+        <w:tabs>
+          <w:tab w:val="num" w:pos="3600"/>
+        </w:tabs>
+        <w:ind w:left="3600" w:hanging="360"/>
+      </w:pPr>
+      <w:rPr>
+        <w:rFonts w:ascii="Wingdings" w:hAnsi="Wingdings" w:hint="default"/>
+        <w:sz w:val="20"/>
+      </w:rPr>
+    </w:lvl>
+    <w:lvl w:ilvl="5" w:tentative="1">
+      <w:start w:val="1"/>
+      <w:numFmt w:val="bullet"/>
+      <w:lvlText w:val=""/>
+      <w:lvlJc w:val="left"/>
+      <w:pPr>
+        <w:tabs>
+          <w:tab w:val="num" w:pos="4320"/>
+        </w:tabs>
+        <w:ind w:left="4320" w:hanging="360"/>
+      </w:pPr>
+      <w:rPr>
+        <w:rFonts w:ascii="Wingdings" w:hAnsi="Wingdings" w:hint="default"/>
+        <w:sz w:val="20"/>
+      </w:rPr>
+    </w:lvl>
+    <w:lvl w:ilvl="6" w:tentative="1">
+      <w:start w:val="1"/>
+      <w:numFmt w:val="bullet"/>
+      <w:lvlText w:val=""/>
+      <w:lvlJc w:val="left"/>
+      <w:pPr>
+        <w:tabs>
+          <w:tab w:val="num" w:pos="5040"/>
+        </w:tabs>
+        <w:ind w:left="5040" w:hanging="360"/>
+      </w:pPr>
+      <w:rPr>
+        <w:rFonts w:ascii="Wingdings" w:hAnsi="Wingdings" w:hint="default"/>
+        <w:sz w:val="20"/>
+      </w:rPr>
+    </w:lvl>
+    <w:lvl w:ilvl="7" w:tentative="1">
+      <w:start w:val="1"/>
+      <w:numFmt w:val="bullet"/>
+      <w:lvlText w:val=""/>
+      <w:lvlJc w:val="left"/>
+      <w:pPr>
+        <w:tabs>
+          <w:tab w:val="num" w:pos="5760"/>
+        </w:tabs>
+        <w:ind w:left="5760" w:hanging="360"/>
+      </w:pPr>
+      <w:rPr>
+        <w:rFonts w:ascii="Wingdings" w:hAnsi="Wingdings" w:hint="default"/>
+        <w:sz w:val="20"/>
+      </w:rPr>
+    </w:lvl>
+    <w:lvl w:ilvl="8" w:tentative="1">
+      <w:start w:val="1"/>
+      <w:numFmt w:val="bullet"/>
+      <w:lvlText w:val=""/>
+      <w:lvlJc w:val="left"/>
+      <w:pPr>
+        <w:tabs>
+          <w:tab w:val="num" w:pos="6480"/>
+        </w:tabs>
+        <w:ind w:left="6480" w:hanging="360"/>
+      </w:pPr>
+      <w:rPr>
+        <w:rFonts w:ascii="Wingdings" w:hAnsi="Wingdings" w:hint="default"/>
+        <w:sz w:val="20"/>
+      </w:rPr>
+    </w:lvl>
+  </w:abstractNum>
+  <w:abstractNum w:abstractNumId="7" w15:restartNumberingAfterBreak="0">
     <w:nsid w:val="258F0987"/>
     <w:multiLevelType w:val="multilevel"/>
     <w:tmpl w:val="42CA9218"/>
@@ -1139,7 +1818,156 @@
       </w:pPr>
     </w:lvl>
   </w:abstractNum>
-  <w:abstractNum w:abstractNumId="4" w15:restartNumberingAfterBreak="0">
+  <w:abstractNum w:abstractNumId="8" w15:restartNumberingAfterBreak="0">
+    <w:nsid w:val="3B7B0C2E"/>
+    <w:multiLevelType w:val="multilevel"/>
+    <w:tmpl w:val="F266CBA2"/>
+    <w:lvl w:ilvl="0">
+      <w:start w:val="1"/>
+      <w:numFmt w:val="bullet"/>
+      <w:lvlText w:val=""/>
+      <w:lvlJc w:val="left"/>
+      <w:pPr>
+        <w:tabs>
+          <w:tab w:val="num" w:pos="720"/>
+        </w:tabs>
+        <w:ind w:left="720" w:hanging="360"/>
+      </w:pPr>
+      <w:rPr>
+        <w:rFonts w:ascii="Symbol" w:hAnsi="Symbol" w:hint="default"/>
+        <w:sz w:val="20"/>
+      </w:rPr>
+    </w:lvl>
+    <w:lvl w:ilvl="1">
+      <w:start w:val="1"/>
+      <w:numFmt w:val="bullet"/>
+      <w:lvlText w:val="o"/>
+      <w:lvlJc w:val="left"/>
+      <w:pPr>
+        <w:tabs>
+          <w:tab w:val="num" w:pos="1440"/>
+        </w:tabs>
+        <w:ind w:left="1440" w:hanging="360"/>
+      </w:pPr>
+      <w:rPr>
+        <w:rFonts w:ascii="Courier New" w:hAnsi="Courier New" w:hint="default"/>
+        <w:sz w:val="20"/>
+      </w:rPr>
+    </w:lvl>
+    <w:lvl w:ilvl="2" w:tentative="1">
+      <w:start w:val="1"/>
+      <w:numFmt w:val="bullet"/>
+      <w:lvlText w:val=""/>
+      <w:lvlJc w:val="left"/>
+      <w:pPr>
+        <w:tabs>
+          <w:tab w:val="num" w:pos="2160"/>
+        </w:tabs>
+        <w:ind w:left="2160" w:hanging="360"/>
+      </w:pPr>
+      <w:rPr>
+        <w:rFonts w:ascii="Wingdings" w:hAnsi="Wingdings" w:hint="default"/>
+        <w:sz w:val="20"/>
+      </w:rPr>
+    </w:lvl>
+    <w:lvl w:ilvl="3" w:tentative="1">
+      <w:start w:val="1"/>
+      <w:numFmt w:val="bullet"/>
+      <w:lvlText w:val=""/>
+      <w:lvlJc w:val="left"/>
+      <w:pPr>
+        <w:tabs>
+          <w:tab w:val="num" w:pos="2880"/>
+        </w:tabs>
+        <w:ind w:left="2880" w:hanging="360"/>
+      </w:pPr>
+      <w:rPr>
+        <w:rFonts w:ascii="Wingdings" w:hAnsi="Wingdings" w:hint="default"/>
+        <w:sz w:val="20"/>
+      </w:rPr>
+    </w:lvl>
+    <w:lvl w:ilvl="4" w:tentative="1">
+      <w:start w:val="1"/>
+      <w:numFmt w:val="bullet"/>
+      <w:lvlText w:val=""/>
+      <w:lvlJc w:val="left"/>
+      <w:pPr>
+        <w:tabs>
+          <w:tab w:val="num" w:pos="3600"/>
+        </w:tabs>
+        <w:ind w:left="3600" w:hanging="360"/>
+      </w:pPr>
+      <w:rPr>
+        <w:rFonts w:ascii="Wingdings" w:hAnsi="Wingdings" w:hint="default"/>
+        <w:sz w:val="20"/>
+      </w:rPr>
+    </w:lvl>
+    <w:lvl w:ilvl="5" w:tentative="1">
+      <w:start w:val="1"/>
+      <w:numFmt w:val="bullet"/>
+      <w:lvlText w:val=""/>
+      <w:lvlJc w:val="left"/>
+      <w:pPr>
+        <w:tabs>
+          <w:tab w:val="num" w:pos="4320"/>
+        </w:tabs>
+        <w:ind w:left="4320" w:hanging="360"/>
+      </w:pPr>
+      <w:rPr>
+        <w:rFonts w:ascii="Wingdings" w:hAnsi="Wingdings" w:hint="default"/>
+        <w:sz w:val="20"/>
+      </w:rPr>
+    </w:lvl>
+    <w:lvl w:ilvl="6" w:tentative="1">
+      <w:start w:val="1"/>
+      <w:numFmt w:val="bullet"/>
+      <w:lvlText w:val=""/>
+      <w:lvlJc w:val="left"/>
+      <w:pPr>
+        <w:tabs>
+          <w:tab w:val="num" w:pos="5040"/>
+        </w:tabs>
+        <w:ind w:left="5040" w:hanging="360"/>
+      </w:pPr>
+      <w:rPr>
+        <w:rFonts w:ascii="Wingdings" w:hAnsi="Wingdings" w:hint="default"/>
+        <w:sz w:val="20"/>
+      </w:rPr>
+    </w:lvl>
+    <w:lvl w:ilvl="7" w:tentative="1">
+      <w:start w:val="1"/>
+      <w:numFmt w:val="bullet"/>
+      <w:lvlText w:val=""/>
+      <w:lvlJc w:val="left"/>
+      <w:pPr>
+        <w:tabs>
+          <w:tab w:val="num" w:pos="5760"/>
+        </w:tabs>
+        <w:ind w:left="5760" w:hanging="360"/>
+      </w:pPr>
+      <w:rPr>
+        <w:rFonts w:ascii="Wingdings" w:hAnsi="Wingdings" w:hint="default"/>
+        <w:sz w:val="20"/>
+      </w:rPr>
+    </w:lvl>
+    <w:lvl w:ilvl="8" w:tentative="1">
+      <w:start w:val="1"/>
+      <w:numFmt w:val="bullet"/>
+      <w:lvlText w:val=""/>
+      <w:lvlJc w:val="left"/>
+      <w:pPr>
+        <w:tabs>
+          <w:tab w:val="num" w:pos="6480"/>
+        </w:tabs>
+        <w:ind w:left="6480" w:hanging="360"/>
+      </w:pPr>
+      <w:rPr>
+        <w:rFonts w:ascii="Wingdings" w:hAnsi="Wingdings" w:hint="default"/>
+        <w:sz w:val="20"/>
+      </w:rPr>
+    </w:lvl>
+  </w:abstractNum>
+  <w:abstractNum w:abstractNumId="9" w15:restartNumberingAfterBreak="0">
     <w:nsid w:val="3E422B2C"/>
     <w:multiLevelType w:val="multilevel"/>
     <w:tmpl w:val="E29C13F6"/>
@@ -1260,16 +2088,31 @@
     <w:abstractNumId w:val="0"/>
   </w:num>
   <w:num w:numId="2" w16cid:durableId="139621200">
+    <w:abstractNumId w:val="9"/>
+  </w:num>
+  <w:num w:numId="3" w16cid:durableId="1964454438">
+    <w:abstractNumId w:val="2"/>
+  </w:num>
+  <w:num w:numId="4" w16cid:durableId="275454761">
+    <w:abstractNumId w:val="7"/>
+  </w:num>
+  <w:num w:numId="5" w16cid:durableId="2061131921">
     <w:abstractNumId w:val="4"/>
   </w:num>
-  <w:num w:numId="3" w16cid:durableId="1964454438">
+  <w:num w:numId="6" w16cid:durableId="1632591838">
+    <w:abstractNumId w:val="6"/>
+  </w:num>
+  <w:num w:numId="7" w16cid:durableId="510147949">
+    <w:abstractNumId w:val="5"/>
+  </w:num>
+  <w:num w:numId="8" w16cid:durableId="1096168027">
+    <w:abstractNumId w:val="8"/>
+  </w:num>
+  <w:num w:numId="9" w16cid:durableId="2102219775">
     <w:abstractNumId w:val="1"/>
   </w:num>
-  <w:num w:numId="4" w16cid:durableId="275454761">
+  <w:num w:numId="10" w16cid:durableId="1530296385">
     <w:abstractNumId w:val="3"/>
-  </w:num>
-  <w:num w:numId="5" w16cid:durableId="2061131921">
-    <w:abstractNumId w:val="2"/>
   </w:num>
 </w:numbering>
 </file>
@@ -1877,7 +2720,6 @@
   <w:style w:type="character" w:default="1" w:styleId="Domylnaczcionkaakapitu">
     <w:name w:val="Default Paragraph Font"/>
     <w:uiPriority w:val="1"/>
-    <w:semiHidden/>
     <w:unhideWhenUsed/>
   </w:style>
   <w:style w:type="table" w:default="1" w:styleId="Standardowy">

--- a/docs/Pytania do Onwelo.docx
+++ b/docs/Pytania do Onwelo.docx
@@ -232,11 +232,6 @@
       </w:r>
     </w:p>
     <w:p>
-      <w:r>
-        <w:t>Masz JPA, ale warto:</w:t>
-      </w:r>
-    </w:p>
-    <w:p>
       <w:pPr>
         <w:numPr>
           <w:ilvl w:val="0"/>
@@ -244,28 +239,6 @@
         </w:numPr>
       </w:pPr>
       <w:r>
-        <w:t>Ćwiczyć @Query z HQL i native SQL</w:t>
-      </w:r>
-    </w:p>
-    <w:p>
-      <w:pPr>
-        <w:numPr>
-          <w:ilvl w:val="0"/>
-          <w:numId w:val="6"/>
-        </w:numPr>
-      </w:pPr>
-      <w:r>
-        <w:t>Używać @Param w repozytoriach</w:t>
-      </w:r>
-    </w:p>
-    <w:p>
-      <w:pPr>
-        <w:numPr>
-          <w:ilvl w:val="0"/>
-          <w:numId w:val="6"/>
-        </w:numPr>
-      </w:pPr>
-      <w:r>
         <w:t>Tworzyć interfejsy JpaRepository, CrudRepository</w:t>
       </w:r>
     </w:p>
@@ -300,22 +273,22 @@
         </w:numPr>
       </w:pPr>
       <w:r>
+        <w:t>Dodaj Spock:</w:t>
+      </w:r>
+    </w:p>
+    <w:p>
+      <w:r>
+        <w:t>xml</w:t>
+      </w:r>
+    </w:p>
+    <w:p>
+      <w:r>
+        <w:t>&lt;dependency&gt;</w:t>
+      </w:r>
+    </w:p>
+    <w:p>
+      <w:r>
         <w:lastRenderedPageBreak/>
-        <w:t>Dodaj Spock:</w:t>
-      </w:r>
-    </w:p>
-    <w:p>
-      <w:r>
-        <w:t>xml</w:t>
-      </w:r>
-    </w:p>
-    <w:p>
-      <w:r>
-        <w:t>&lt;dependency&gt;</w:t>
-      </w:r>
-    </w:p>
-    <w:p>
-      <w:r>
         <w:t xml:space="preserve">    &lt;groupId&gt;org.spockframework&lt;/groupId&gt;</w:t>
       </w:r>
     </w:p>
@@ -538,7 +511,6 @@
         </w:numPr>
       </w:pPr>
       <w:r>
-        <w:lastRenderedPageBreak/>
         <w:t>Publikacja obrazu do GitLab Container Registry</w:t>
       </w:r>
     </w:p>
@@ -578,6 +550,7 @@
     </w:p>
     <w:p>
       <w:r>
+        <w:lastRenderedPageBreak/>
         <w:t>xml</w:t>
       </w:r>
     </w:p>
@@ -2720,6 +2693,7 @@
   <w:style w:type="character" w:default="1" w:styleId="Domylnaczcionkaakapitu">
     <w:name w:val="Default Paragraph Font"/>
     <w:uiPriority w:val="1"/>
+    <w:semiHidden/>
     <w:unhideWhenUsed/>
   </w:style>
   <w:style w:type="table" w:default="1" w:styleId="Standardowy">
